--- a/Files/PoC_Concept_AI_Shopping_Assistant_Chatbot.docx
+++ b/Files/PoC_Concept_AI_Shopping_Assistant_Chatbot.docx
@@ -427,71 +427,7 @@
           <w:sz w:val="28"/>
           <w:szCs w:val="28"/>
         </w:rPr>
-        <w:t xml:space="preserve"> table (</w:t>
-      </w:r>
-      <w:proofErr w:type="spellStart"/>
-      <w:r>
-        <w:rPr>
-          <w:sz w:val="28"/>
-          <w:szCs w:val="28"/>
-        </w:rPr>
-        <w:t>OrderID</w:t>
-      </w:r>
-      <w:proofErr w:type="spellEnd"/>
-      <w:r>
-        <w:rPr>
-          <w:sz w:val="28"/>
-          <w:szCs w:val="28"/>
-        </w:rPr>
-        <w:t xml:space="preserve">, </w:t>
-      </w:r>
-      <w:proofErr w:type="spellStart"/>
-      <w:r>
-        <w:rPr>
-          <w:sz w:val="28"/>
-          <w:szCs w:val="28"/>
-        </w:rPr>
-        <w:t>CustomerID</w:t>
-      </w:r>
-      <w:proofErr w:type="spellEnd"/>
-      <w:r>
-        <w:rPr>
-          <w:sz w:val="28"/>
-          <w:szCs w:val="28"/>
-        </w:rPr>
-        <w:t xml:space="preserve">, Product, </w:t>
-      </w:r>
-      <w:proofErr w:type="spellStart"/>
-      <w:r>
-        <w:rPr>
-          <w:sz w:val="28"/>
-          <w:szCs w:val="28"/>
-        </w:rPr>
-        <w:t>OrderDate</w:t>
-      </w:r>
-      <w:proofErr w:type="spellEnd"/>
-      <w:r>
-        <w:rPr>
-          <w:sz w:val="28"/>
-          <w:szCs w:val="28"/>
-        </w:rPr>
-        <w:t xml:space="preserve">, </w:t>
-      </w:r>
-      <w:proofErr w:type="spellStart"/>
-      <w:r>
-        <w:rPr>
-          <w:sz w:val="28"/>
-          <w:szCs w:val="28"/>
-        </w:rPr>
-        <w:t>DeliveryDate</w:t>
-      </w:r>
-      <w:proofErr w:type="spellEnd"/>
-      <w:r>
-        <w:rPr>
-          <w:sz w:val="28"/>
-          <w:szCs w:val="28"/>
-        </w:rPr>
-        <w:t>, Status, Amount)</w:t>
+        <w:t xml:space="preserve"> table (OrderID, CustomerID, Product, OrderDate, DeliveryDate, Status, Amount)</w:t>
       </w:r>
     </w:p>
     <w:p>
@@ -662,12 +598,6 @@
         <w:gridCol w:w="2850"/>
       </w:tblGrid>
       <w:tr>
-        <w:tblPrEx>
-          <w:tblCellMar>
-            <w:top w:w="0" w:type="dxa"/>
-            <w:bottom w:w="0" w:type="dxa"/>
-          </w:tblCellMar>
-        </w:tblPrEx>
         <w:tc>
           <w:tcPr>
             <w:tcW w:w="2500" w:type="dxa"/>
@@ -742,12 +672,6 @@
         </w:tc>
       </w:tr>
       <w:tr>
-        <w:tblPrEx>
-          <w:tblCellMar>
-            <w:top w:w="0" w:type="dxa"/>
-            <w:bottom w:w="0" w:type="dxa"/>
-          </w:tblCellMar>
-        </w:tblPrEx>
         <w:tc>
           <w:tcPr>
             <w:tcW w:w="2500" w:type="dxa"/>
@@ -810,12 +734,6 @@
         </w:tc>
       </w:tr>
       <w:tr>
-        <w:tblPrEx>
-          <w:tblCellMar>
-            <w:top w:w="0" w:type="dxa"/>
-            <w:bottom w:w="0" w:type="dxa"/>
-          </w:tblCellMar>
-        </w:tblPrEx>
         <w:tc>
           <w:tcPr>
             <w:tcW w:w="2500" w:type="dxa"/>
@@ -878,12 +796,6 @@
         </w:tc>
       </w:tr>
       <w:tr>
-        <w:tblPrEx>
-          <w:tblCellMar>
-            <w:top w:w="0" w:type="dxa"/>
-            <w:bottom w:w="0" w:type="dxa"/>
-          </w:tblCellMar>
-        </w:tblPrEx>
         <w:tc>
           <w:tcPr>
             <w:tcW w:w="2500" w:type="dxa"/>
@@ -935,21 +847,12 @@
                 <w:szCs w:val="28"/>
               </w:rPr>
             </w:pPr>
-            <w:proofErr w:type="gramStart"/>
-            <w:r>
-              <w:rPr>
-                <w:sz w:val="28"/>
-                <w:szCs w:val="28"/>
-              </w:rPr>
-              <w:t>Both,</w:t>
-            </w:r>
-            <w:proofErr w:type="gramEnd"/>
-            <w:r>
-              <w:rPr>
-                <w:sz w:val="28"/>
-                <w:szCs w:val="28"/>
-              </w:rPr>
-              <w:t xml:space="preserve"> synthesized together</w:t>
+            <w:r>
+              <w:rPr>
+                <w:sz w:val="28"/>
+                <w:szCs w:val="28"/>
+              </w:rPr>
+              <w:t>Both, synthesized together</w:t>
             </w:r>
           </w:p>
         </w:tc>
@@ -1000,12 +903,6 @@
         <w:gridCol w:w="3750"/>
       </w:tblGrid>
       <w:tr>
-        <w:tblPrEx>
-          <w:tblCellMar>
-            <w:top w:w="0" w:type="dxa"/>
-            <w:bottom w:w="0" w:type="dxa"/>
-          </w:tblCellMar>
-        </w:tblPrEx>
         <w:tc>
           <w:tcPr>
             <w:tcW w:w="2200" w:type="dxa"/>
@@ -1080,12 +977,6 @@
         </w:tc>
       </w:tr>
       <w:tr>
-        <w:tblPrEx>
-          <w:tblCellMar>
-            <w:top w:w="0" w:type="dxa"/>
-            <w:bottom w:w="0" w:type="dxa"/>
-          </w:tblCellMar>
-        </w:tblPrEx>
         <w:tc>
           <w:tcPr>
             <w:tcW w:w="2200" w:type="dxa"/>
@@ -1122,7 +1013,21 @@
                 <w:sz w:val="28"/>
                 <w:szCs w:val="28"/>
               </w:rPr>
-              <w:t>Sample Orders table (SQL or seeded Google Sheet)</w:t>
+              <w:t>Sample Orders table (</w:t>
+            </w:r>
+            <w:r>
+              <w:rPr>
+                <w:sz w:val="28"/>
+                <w:szCs w:val="28"/>
+              </w:rPr>
+              <w:t>Postgres</w:t>
+            </w:r>
+            <w:r>
+              <w:rPr>
+                <w:sz w:val="28"/>
+                <w:szCs w:val="28"/>
+              </w:rPr>
+              <w:t xml:space="preserve"> or seeded Google Sheet)</w:t>
             </w:r>
           </w:p>
         </w:tc>
@@ -1142,18 +1047,26 @@
                 <w:sz w:val="28"/>
                 <w:szCs w:val="28"/>
               </w:rPr>
-              <w:t>~50–100 sample orders covering various statuses (delivered, delayed, in transit, returned)</w:t>
+              <w:t>~5</w:t>
+            </w:r>
+            <w:r>
+              <w:rPr>
+                <w:sz w:val="28"/>
+                <w:szCs w:val="28"/>
+              </w:rPr>
+              <w:t>–10</w:t>
+            </w:r>
+            <w:r>
+              <w:rPr>
+                <w:sz w:val="28"/>
+                <w:szCs w:val="28"/>
+              </w:rPr>
+              <w:t xml:space="preserve"> sample orders covering various statuses (delivered, delayed, in transit, returned)</w:t>
             </w:r>
           </w:p>
         </w:tc>
       </w:tr>
       <w:tr>
-        <w:tblPrEx>
-          <w:tblCellMar>
-            <w:top w:w="0" w:type="dxa"/>
-            <w:bottom w:w="0" w:type="dxa"/>
-          </w:tblCellMar>
-        </w:tblPrEx>
         <w:tc>
           <w:tcPr>
             <w:tcW w:w="2200" w:type="dxa"/>
@@ -1213,21 +1126,12 @@
               </w:rPr>
               <w:t xml:space="preserve"> </w:t>
             </w:r>
-            <w:proofErr w:type="spellStart"/>
-            <w:r>
-              <w:rPr>
-                <w:sz w:val="28"/>
-                <w:szCs w:val="28"/>
-              </w:rPr>
-              <w:t>pgvector</w:t>
-            </w:r>
-            <w:proofErr w:type="spellEnd"/>
-            <w:r>
-              <w:rPr>
-                <w:sz w:val="28"/>
-                <w:szCs w:val="28"/>
-              </w:rPr>
-              <w:t>)</w:t>
+            <w:r>
+              <w:rPr>
+                <w:sz w:val="28"/>
+                <w:szCs w:val="28"/>
+              </w:rPr>
+              <w:t>pgvector)</w:t>
             </w:r>
           </w:p>
         </w:tc>
@@ -1247,18 +1151,33 @@
                 <w:sz w:val="28"/>
                 <w:szCs w:val="28"/>
               </w:rPr>
-              <w:t>5–10 short documents: returns policy, delivery policy, warranty policy, a few product descriptions</w:t>
+              <w:t>2</w:t>
+            </w:r>
+            <w:r>
+              <w:rPr>
+                <w:sz w:val="28"/>
+                <w:szCs w:val="28"/>
+              </w:rPr>
+              <w:t>–</w:t>
+            </w:r>
+            <w:r>
+              <w:rPr>
+                <w:sz w:val="28"/>
+                <w:szCs w:val="28"/>
+              </w:rPr>
+              <w:t>5</w:t>
+            </w:r>
+            <w:r>
+              <w:rPr>
+                <w:sz w:val="28"/>
+                <w:szCs w:val="28"/>
+              </w:rPr>
+              <w:t xml:space="preserve"> short documents: returns policy, delivery policy, warranty policy, a few product descriptions</w:t>
             </w:r>
           </w:p>
         </w:tc>
       </w:tr>
       <w:tr>
-        <w:tblPrEx>
-          <w:tblCellMar>
-            <w:top w:w="0" w:type="dxa"/>
-            <w:bottom w:w="0" w:type="dxa"/>
-          </w:tblCellMar>
-        </w:tblPrEx>
         <w:tc>
           <w:tcPr>
             <w:tcW w:w="2200" w:type="dxa"/>
@@ -1295,7 +1214,7 @@
                 <w:sz w:val="28"/>
                 <w:szCs w:val="28"/>
               </w:rPr>
-              <w:t>n8n</w:t>
+              <w:t>.NET App</w:t>
             </w:r>
           </w:p>
         </w:tc>
@@ -1321,12 +1240,6 @@
         </w:tc>
       </w:tr>
       <w:tr>
-        <w:tblPrEx>
-          <w:tblCellMar>
-            <w:top w:w="0" w:type="dxa"/>
-            <w:bottom w:w="0" w:type="dxa"/>
-          </w:tblCellMar>
-        </w:tblPrEx>
         <w:tc>
           <w:tcPr>
             <w:tcW w:w="2200" w:type="dxa"/>
@@ -1390,12 +1303,6 @@
         </w:tc>
       </w:tr>
       <w:tr>
-        <w:tblPrEx>
-          <w:tblCellMar>
-            <w:top w:w="0" w:type="dxa"/>
-            <w:bottom w:w="0" w:type="dxa"/>
-          </w:tblCellMar>
-        </w:tblPrEx>
         <w:tc>
           <w:tcPr>
             <w:tcW w:w="2200" w:type="dxa"/>
@@ -1432,21 +1339,7 @@
                 <w:sz w:val="28"/>
                 <w:szCs w:val="28"/>
               </w:rPr>
-              <w:t xml:space="preserve">N8n </w:t>
-            </w:r>
-            <w:r>
-              <w:rPr>
-                <w:sz w:val="28"/>
-                <w:szCs w:val="28"/>
-              </w:rPr>
-              <w:t xml:space="preserve">Chat Trigger </w:t>
-            </w:r>
-            <w:r>
-              <w:rPr>
-                <w:sz w:val="28"/>
-                <w:szCs w:val="28"/>
-              </w:rPr>
-              <w:t>(whichever is fastest to demo)</w:t>
+              <w:t>React JS</w:t>
             </w:r>
           </w:p>
         </w:tc>
@@ -1466,23 +1359,7 @@
                 <w:sz w:val="28"/>
                 <w:szCs w:val="28"/>
               </w:rPr>
-              <w:t xml:space="preserve">Customer-facing, so tone/clarity of </w:t>
-            </w:r>
-            <w:proofErr w:type="gramStart"/>
-            <w:r>
-              <w:rPr>
-                <w:sz w:val="28"/>
-                <w:szCs w:val="28"/>
-              </w:rPr>
-              <w:t>replies</w:t>
-            </w:r>
-            <w:proofErr w:type="gramEnd"/>
-            <w:r>
-              <w:rPr>
-                <w:sz w:val="28"/>
-                <w:szCs w:val="28"/>
-              </w:rPr>
-              <w:t xml:space="preserve"> matters</w:t>
+              <w:t>Customer-facing, so tone/clarity of replies matters</w:t>
             </w:r>
           </w:p>
         </w:tc>
@@ -2220,6 +2097,7 @@
   <w:style w:type="character" w:default="1" w:styleId="DefaultParagraphFont">
     <w:name w:val="Default Paragraph Font"/>
     <w:uiPriority w:val="1"/>
+    <w:semiHidden/>
     <w:unhideWhenUsed/>
   </w:style>
   <w:style w:type="table" w:default="1" w:styleId="TableNormal">

--- a/Files/PoC_Concept_AI_Shopping_Assistant_Chatbot.docx
+++ b/Files/PoC_Concept_AI_Shopping_Assistant_Chatbot.docx
@@ -1047,21 +1047,7 @@
                 <w:sz w:val="28"/>
                 <w:szCs w:val="28"/>
               </w:rPr>
-              <w:t>~5</w:t>
-            </w:r>
-            <w:r>
-              <w:rPr>
-                <w:sz w:val="28"/>
-                <w:szCs w:val="28"/>
-              </w:rPr>
-              <w:t>–10</w:t>
-            </w:r>
-            <w:r>
-              <w:rPr>
-                <w:sz w:val="28"/>
-                <w:szCs w:val="28"/>
-              </w:rPr>
-              <w:t xml:space="preserve"> sample orders covering various statuses (delivered, delayed, in transit, returned)</w:t>
+              <w:t>~5–10 sample orders covering various statuses (delivered, delayed, in transit, returned)</w:t>
             </w:r>
           </w:p>
         </w:tc>
@@ -1216,6 +1202,13 @@
               </w:rPr>
               <w:t>.NET App</w:t>
             </w:r>
+            <w:r>
+              <w:rPr>
+                <w:sz w:val="28"/>
+                <w:szCs w:val="28"/>
+              </w:rPr>
+              <w:t>, .NET 10</w:t>
+            </w:r>
           </w:p>
         </w:tc>
         <w:tc>
@@ -1277,7 +1270,7 @@
                 <w:sz w:val="28"/>
                 <w:szCs w:val="28"/>
               </w:rPr>
-              <w:t>Claude (API)</w:t>
+              <w:t>Claude Sonnet 5 + CodeMie</w:t>
             </w:r>
           </w:p>
         </w:tc>
@@ -2097,7 +2090,6 @@
   <w:style w:type="character" w:default="1" w:styleId="DefaultParagraphFont">
     <w:name w:val="Default Paragraph Font"/>
     <w:uiPriority w:val="1"/>
-    <w:semiHidden/>
     <w:unhideWhenUsed/>
   </w:style>
   <w:style w:type="table" w:default="1" w:styleId="TableNormal">
